--- a/fra/docx/42.content.docx
+++ b/fra/docx/42.content.docx
@@ -19,7 +19,7 @@
         <w:rPr>
           <w:lang w:val="fr_FR" w:bidi="fr_FR"/>
         </w:rPr>
-        <w:t>Resource: Notes d'étude - Introductions aux livres (Tyndale)</w:t>
+        <w:t>Resource: Tyndale Open Study Notes</w:t>
       </w:r>
       <w:r>
         <w:rPr>
@@ -112,7 +112,7 @@
         <w:rPr>
           <w:lang w:val="fr_FR" w:bidi="fr_FR"/>
         </w:rPr>
-        <w:t>Notes d'étude - Introductions aux livres (Tyndale)</w:t>
+        <w:t>Tyndale Open Study Notes</w:t>
       </w:r>
     </w:p>
     <w:p>

--- a/fra/docx/42.content.docx
+++ b/fra/docx/42.content.docx
@@ -19,7 +19,7 @@
         <w:rPr>
           <w:lang w:val="fr_FR" w:bidi="fr_FR"/>
         </w:rPr>
-        <w:t>Resource: Tyndale Open Study Notes</w:t>
+        <w:t>Resource: Aquifer Open Study Notes (Book Intros)</w:t>
       </w:r>
       <w:r>
         <w:rPr>
@@ -112,7 +112,7 @@
         <w:rPr>
           <w:lang w:val="fr_FR" w:bidi="fr_FR"/>
         </w:rPr>
-        <w:t>Tyndale Open Study Notes</w:t>
+        <w:t>Aquifer Open Study Notes (Book Intros)</w:t>
       </w:r>
     </w:p>
     <w:p>

--- a/fra/docx/42.content.docx
+++ b/fra/docx/42.content.docx
@@ -297,18 +297,12 @@
         </w:rPr>
         <w:t>L’Évangile de Luc s’ouvre sur un prologue formel, écrit dans le style raffiné des auteurs gréco-romains de l’époque de Luc (</w:t>
       </w:r>
-      <w:hyperlink r:id="rId13">
-        <w:r>
-          <w:rPr>
-            <w:lang w:val="fr_FR" w:bidi="fr_FR"/>
-          </w:rPr>
-          <w:rPr>
-            <w:color w:val="0000EE"/>
-            <w:u w:val="single"/>
-          </w:rPr>
-          <w:t>1:1–4</w:t>
-        </w:r>
-      </w:hyperlink>
+      <w:r>
+        <w:rPr>
+          <w:lang w:val="fr_FR" w:bidi="fr_FR"/>
+        </w:rPr>
+        <w:t>1:1–4</w:t>
+      </w:r>
       <w:r>
         <w:rPr>
           <w:lang w:val="fr_FR" w:bidi="fr_FR"/>
@@ -329,18 +323,12 @@
         </w:rPr>
         <w:t>Après cette introduction littéraire formelle, le style d’écriture change d’une manière dramatique. Luc raconte la naissance de Jésus (</w:t>
       </w:r>
-      <w:hyperlink r:id="rId14">
-        <w:r>
-          <w:rPr>
-            <w:lang w:val="fr_FR" w:bidi="fr_FR"/>
-          </w:rPr>
-          <w:rPr>
-            <w:color w:val="0000EE"/>
-            <w:u w:val="single"/>
-          </w:rPr>
-          <w:t>1:5–2:51</w:t>
-        </w:r>
-      </w:hyperlink>
+      <w:r>
+        <w:rPr>
+          <w:lang w:val="fr_FR" w:bidi="fr_FR"/>
+        </w:rPr>
+        <w:t>1:5–2:51</w:t>
+      </w:r>
       <w:r>
         <w:rPr>
           <w:lang w:val="fr_FR" w:bidi="fr_FR"/>
@@ -361,126 +349,84 @@
         </w:rPr>
         <w:t>Tout comme Matthieu et Marc, Luc introduit le ministère public de Jésus en parlant de Jean-Baptiste (</w:t>
       </w:r>
-      <w:hyperlink r:id="rId15">
-        <w:r>
-          <w:rPr>
-            <w:lang w:val="fr_FR" w:bidi="fr_FR"/>
-          </w:rPr>
-          <w:rPr>
-            <w:color w:val="0000EE"/>
-            <w:u w:val="single"/>
-          </w:rPr>
-          <w:t>3:1–20</w:t>
-        </w:r>
-      </w:hyperlink>
+      <w:r>
+        <w:rPr>
+          <w:lang w:val="fr_FR" w:bidi="fr_FR"/>
+        </w:rPr>
+        <w:t>3:1–20</w:t>
+      </w:r>
       <w:r>
         <w:rPr>
           <w:lang w:val="fr_FR" w:bidi="fr_FR"/>
         </w:rPr>
         <w:t>), du baptême de Jésus (</w:t>
       </w:r>
-      <w:hyperlink r:id="rId16">
-        <w:r>
-          <w:rPr>
-            <w:lang w:val="fr_FR" w:bidi="fr_FR"/>
-          </w:rPr>
-          <w:rPr>
-            <w:color w:val="0000EE"/>
-            <w:u w:val="single"/>
-          </w:rPr>
-          <w:t>3:21–22</w:t>
-        </w:r>
-      </w:hyperlink>
+      <w:r>
+        <w:rPr>
+          <w:lang w:val="fr_FR" w:bidi="fr_FR"/>
+        </w:rPr>
+        <w:t>3:21–22</w:t>
+      </w:r>
       <w:r>
         <w:rPr>
           <w:lang w:val="fr_FR" w:bidi="fr_FR"/>
         </w:rPr>
         <w:t>), de sa tentation (</w:t>
       </w:r>
-      <w:hyperlink r:id="rId17">
-        <w:r>
-          <w:rPr>
-            <w:lang w:val="fr_FR" w:bidi="fr_FR"/>
-          </w:rPr>
-          <w:rPr>
-            <w:color w:val="0000EE"/>
-            <w:u w:val="single"/>
-          </w:rPr>
-          <w:t>4:1–13</w:t>
-        </w:r>
-      </w:hyperlink>
+      <w:r>
+        <w:rPr>
+          <w:lang w:val="fr_FR" w:bidi="fr_FR"/>
+        </w:rPr>
+        <w:t>4:1–13</w:t>
+      </w:r>
       <w:r>
         <w:rPr>
           <w:lang w:val="fr_FR" w:bidi="fr_FR"/>
         </w:rPr>
         <w:t>), puis de son ministère en Galilée et dans les environs (</w:t>
       </w:r>
-      <w:hyperlink r:id="rId18">
-        <w:r>
-          <w:rPr>
-            <w:lang w:val="fr_FR" w:bidi="fr_FR"/>
-          </w:rPr>
-          <w:rPr>
-            <w:color w:val="0000EE"/>
-            <w:u w:val="single"/>
-          </w:rPr>
-          <w:t>4:14–9:50</w:t>
-        </w:r>
-      </w:hyperlink>
+      <w:r>
+        <w:rPr>
+          <w:lang w:val="fr_FR" w:bidi="fr_FR"/>
+        </w:rPr>
+        <w:t>4:14–9:50</w:t>
+      </w:r>
       <w:r>
         <w:rPr>
           <w:lang w:val="fr_FR" w:bidi="fr_FR"/>
         </w:rPr>
         <w:t>). Jésus proclamait le Royaume de Dieu, enseignait avec autorité, guérissait les malades et chassait les démons, manifestant l’autorité du Royaume en paroles et en actes. Comme dans Matthieu et Marc, le point culminant du ministère de Jésus en Galilée était la confession de Pierre que Jésus est le Messie, suivie de l’explication de Jésus que le Messie devrait souffrir et mourir à Jérusalem (</w:t>
       </w:r>
-      <w:hyperlink r:id="rId19">
-        <w:r>
-          <w:rPr>
-            <w:lang w:val="fr_FR" w:bidi="fr_FR"/>
-          </w:rPr>
-          <w:rPr>
-            <w:color w:val="0000EE"/>
-            <w:u w:val="single"/>
-          </w:rPr>
-          <w:t>9:18–22</w:t>
-        </w:r>
-      </w:hyperlink>
+      <w:r>
+        <w:rPr>
+          <w:lang w:val="fr_FR" w:bidi="fr_FR"/>
+        </w:rPr>
+        <w:t>9:18–22</w:t>
+      </w:r>
       <w:r>
         <w:rPr>
           <w:lang w:val="fr_FR" w:bidi="fr_FR"/>
         </w:rPr>
         <w:t>). Ensuite, Jésus s’est mis en route pour Jérusalem, afin d’accomplir sa mission (</w:t>
       </w:r>
-      <w:hyperlink r:id="rId20">
-        <w:r>
-          <w:rPr>
-            <w:lang w:val="fr_FR" w:bidi="fr_FR"/>
-          </w:rPr>
-          <w:rPr>
-            <w:color w:val="0000EE"/>
-            <w:u w:val="single"/>
-          </w:rPr>
-          <w:t>9:51–19:44</w:t>
-        </w:r>
-      </w:hyperlink>
+      <w:r>
+        <w:rPr>
+          <w:lang w:val="fr_FR" w:bidi="fr_FR"/>
+        </w:rPr>
+        <w:t>9:51–19:44</w:t>
+      </w:r>
       <w:r>
         <w:rPr>
           <w:lang w:val="fr_FR" w:bidi="fr_FR"/>
         </w:rPr>
         <w:t>). Dans ce récit de voyage, l’élément structurel le plus distinctif de l’Évangile de Luc, l’auteur rapporte beaucoup des récits et paraboles les plus appréciés de Jésus : le Bon Samaritain, le Fils prodige, l’homme riche et Lazare, l’histoire de Marthe et Marie et l’épisode de Zachée. Le thème central de cette section est l’amour de Dieu pour les perdus et le ministère de Jésus auprès des pécheurs, des pauvres et des exclus. Le thème fondamental de l’Évangile est indiqué à la fin de l’épisode de Zachée : « Car le Fils de l'homme est venu chercher et sauver ce qui était perdu. » (</w:t>
       </w:r>
-      <w:hyperlink r:id="rId21">
-        <w:r>
-          <w:rPr>
-            <w:lang w:val="fr_FR" w:bidi="fr_FR"/>
-          </w:rPr>
-          <w:rPr>
-            <w:color w:val="0000EE"/>
-            <w:u w:val="single"/>
-          </w:rPr>
-          <w:t>19:10</w:t>
-        </w:r>
-      </w:hyperlink>
+      <w:r>
+        <w:rPr>
+          <w:lang w:val="fr_FR" w:bidi="fr_FR"/>
+        </w:rPr>
+        <w:t>19:10</w:t>
+      </w:r>
       <w:r>
         <w:rPr>
           <w:lang w:val="fr_FR" w:bidi="fr_FR"/>
@@ -501,54 +447,36 @@
         </w:rPr>
         <w:t>L’apogée de ce récit est l’arrestation, le procès et la crucifixion de Jésus (</w:t>
       </w:r>
-      <w:hyperlink r:id="rId22">
-        <w:r>
-          <w:rPr>
-            <w:lang w:val="fr_FR" w:bidi="fr_FR"/>
-          </w:rPr>
-          <w:rPr>
-            <w:color w:val="0000EE"/>
-            <w:u w:val="single"/>
-          </w:rPr>
-          <w:t>22:1–23:56</w:t>
-        </w:r>
-      </w:hyperlink>
+      <w:r>
+        <w:rPr>
+          <w:lang w:val="fr_FR" w:bidi="fr_FR"/>
+        </w:rPr>
+        <w:t>22:1–23:56</w:t>
+      </w:r>
       <w:r>
         <w:rPr>
           <w:lang w:val="fr_FR" w:bidi="fr_FR"/>
         </w:rPr>
         <w:t xml:space="preserve">). Le thème central de la crucifixion dans l’Évangile de Luc est l’innocence de Jésus, qui est présenté comme le juste serviteur souffrant du Seigneur (voir </w:t>
       </w:r>
-      <w:hyperlink r:id="rId23">
-        <w:r>
-          <w:rPr>
-            <w:lang w:val="fr_FR" w:bidi="fr_FR"/>
-          </w:rPr>
-          <w:rPr>
-            <w:color w:val="0000EE"/>
-            <w:u w:val="single"/>
-          </w:rPr>
-          <w:t>Esaïe 52:13–53:12</w:t>
-        </w:r>
-      </w:hyperlink>
+      <w:r>
+        <w:rPr>
+          <w:lang w:val="fr_FR" w:bidi="fr_FR"/>
+        </w:rPr>
+        <w:t>Esaïe 52:13–53:12</w:t>
+      </w:r>
       <w:r>
         <w:rPr>
           <w:lang w:val="fr_FR" w:bidi="fr_FR"/>
         </w:rPr>
         <w:t>). À la mort de Jésus, l’officier romain aux pieds de la croix s’écrie : « Certainement, cet homme était juste. » (</w:t>
       </w:r>
-      <w:hyperlink r:id="rId24">
-        <w:r>
-          <w:rPr>
-            <w:lang w:val="fr_FR" w:bidi="fr_FR"/>
-          </w:rPr>
-          <w:rPr>
-            <w:color w:val="0000EE"/>
-            <w:u w:val="single"/>
-          </w:rPr>
-          <w:t>Luc 23:47</w:t>
-        </w:r>
-      </w:hyperlink>
+      <w:r>
+        <w:rPr>
+          <w:lang w:val="fr_FR" w:bidi="fr_FR"/>
+        </w:rPr>
+        <w:t>Luc 23:47</w:t>
+      </w:r>
       <w:r>
         <w:rPr>
           <w:lang w:val="fr_FR" w:bidi="fr_FR"/>
@@ -569,90 +497,60 @@
         </w:rPr>
         <w:t>Le récit conclut sur la résurrection de Jésus (</w:t>
       </w:r>
-      <w:hyperlink r:id="rId25">
-        <w:r>
-          <w:rPr>
-            <w:lang w:val="fr_FR" w:bidi="fr_FR"/>
-          </w:rPr>
-          <w:rPr>
-            <w:color w:val="0000EE"/>
-            <w:u w:val="single"/>
-          </w:rPr>
-          <w:t>24:1–12</w:t>
-        </w:r>
-      </w:hyperlink>
+      <w:r>
+        <w:rPr>
+          <w:lang w:val="fr_FR" w:bidi="fr_FR"/>
+        </w:rPr>
+        <w:t>24:1–12</w:t>
+      </w:r>
       <w:r>
         <w:rPr>
           <w:lang w:val="fr_FR" w:bidi="fr_FR"/>
         </w:rPr>
         <w:t>). Ici, la contribution la plus distinctive de Luc est le récit du voyage des disciples à Emmaüs (</w:t>
       </w:r>
-      <w:hyperlink r:id="rId26">
-        <w:r>
-          <w:rPr>
-            <w:lang w:val="fr_FR" w:bidi="fr_FR"/>
-          </w:rPr>
-          <w:rPr>
-            <w:color w:val="0000EE"/>
-            <w:u w:val="single"/>
-          </w:rPr>
-          <w:t>24:13–35</w:t>
-        </w:r>
-      </w:hyperlink>
+      <w:r>
+        <w:rPr>
+          <w:lang w:val="fr_FR" w:bidi="fr_FR"/>
+        </w:rPr>
+        <w:t>24:13–35</w:t>
+      </w:r>
       <w:r>
         <w:rPr>
           <w:lang w:val="fr_FR" w:bidi="fr_FR"/>
         </w:rPr>
         <w:t>). Jésus, alors qu’il marchait avec deux disciples découragés qui ne le reconnaissaient pas, leur enseignait que se mort n’était pas un échec, mais l’accomplissement des promesses de l’Ancien Testament, prédit par l’ensemble des Ecritures (</w:t>
       </w:r>
-      <w:hyperlink r:id="rId27">
-        <w:r>
-          <w:rPr>
-            <w:lang w:val="fr_FR" w:bidi="fr_FR"/>
-          </w:rPr>
-          <w:rPr>
-            <w:color w:val="0000EE"/>
-            <w:u w:val="single"/>
-          </w:rPr>
-          <w:t>24:25–27</w:t>
-        </w:r>
-      </w:hyperlink>
+      <w:r>
+        <w:rPr>
+          <w:lang w:val="fr_FR" w:bidi="fr_FR"/>
+        </w:rPr>
+        <w:t>24:25–27</w:t>
+      </w:r>
       <w:r>
         <w:rPr>
           <w:lang w:val="fr_FR" w:bidi="fr_FR"/>
         </w:rPr>
         <w:t>). Le livre conclut sur un bref récit de l’Ascension (</w:t>
       </w:r>
-      <w:hyperlink r:id="rId28">
-        <w:r>
-          <w:rPr>
-            <w:lang w:val="fr_FR" w:bidi="fr_FR"/>
-          </w:rPr>
-          <w:rPr>
-            <w:color w:val="0000EE"/>
-            <w:u w:val="single"/>
-          </w:rPr>
-          <w:t>24:50–53</w:t>
-        </w:r>
-      </w:hyperlink>
+      <w:r>
+        <w:rPr>
+          <w:lang w:val="fr_FR" w:bidi="fr_FR"/>
+        </w:rPr>
+        <w:t>24:50–53</w:t>
+      </w:r>
       <w:r>
         <w:rPr>
           <w:lang w:val="fr_FR" w:bidi="fr_FR"/>
         </w:rPr>
         <w:t>), décrite plus en détail dans le livre des Actes (</w:t>
       </w:r>
-      <w:hyperlink r:id="rId29">
-        <w:r>
-          <w:rPr>
-            <w:lang w:val="fr_FR" w:bidi="fr_FR"/>
-          </w:rPr>
-          <w:rPr>
-            <w:color w:val="0000EE"/>
-            <w:u w:val="single"/>
-          </w:rPr>
-          <w:t>Actes 1:1–11</w:t>
-        </w:r>
-      </w:hyperlink>
+      <w:r>
+        <w:rPr>
+          <w:lang w:val="fr_FR" w:bidi="fr_FR"/>
+        </w:rPr>
+        <w:t>Actes 1:1–11</w:t>
+      </w:r>
       <w:r>
         <w:rPr>
           <w:lang w:val="fr_FR" w:bidi="fr_FR"/>
@@ -673,72 +571,48 @@
         </w:rPr>
         <w:t>Structurellement, Luc suit le plan de base de Marc, avec un ministère en Galilée, suivi d’un voyage à Jérusalem et de l’apogée du ministère de Jésus dans cette ville. Les principales différences : 1) tout comme Matthieu, Luc commence par un récit de la naissance de Jésus, qui sert d’introduction thématique à son œuvre (</w:t>
       </w:r>
-      <w:hyperlink r:id="rId30">
-        <w:r>
-          <w:rPr>
-            <w:lang w:val="fr_FR" w:bidi="fr_FR"/>
-          </w:rPr>
-          <w:rPr>
-            <w:color w:val="0000EE"/>
-            <w:u w:val="single"/>
-          </w:rPr>
-          <w:t>Luc 1:1–2:52</w:t>
-        </w:r>
-      </w:hyperlink>
+      <w:r>
+        <w:rPr>
+          <w:lang w:val="fr_FR" w:bidi="fr_FR"/>
+        </w:rPr>
+        <w:t>Luc 1:1–2:52</w:t>
+      </w:r>
       <w:r>
         <w:rPr>
           <w:lang w:val="fr_FR" w:bidi="fr_FR"/>
         </w:rPr>
         <w:t>) ; 2) Luc omet une section importante du récit de Marc du ministère de Jésus en Galilée, parfois appelée sa « grande omission » (</w:t>
       </w:r>
-      <w:hyperlink r:id="rId31">
-        <w:r>
-          <w:rPr>
-            <w:lang w:val="fr_FR" w:bidi="fr_FR"/>
-          </w:rPr>
-          <w:rPr>
-            <w:color w:val="0000EE"/>
-            <w:u w:val="single"/>
-          </w:rPr>
-          <w:t>Marc 6:45–8:26</w:t>
-        </w:r>
-      </w:hyperlink>
+      <w:r>
+        <w:rPr>
+          <w:lang w:val="fr_FR" w:bidi="fr_FR"/>
+        </w:rPr>
+        <w:t>Marc 6:45–8:26</w:t>
+      </w:r>
       <w:r>
         <w:rPr>
           <w:lang w:val="fr_FR" w:bidi="fr_FR"/>
         </w:rPr>
         <w:t>) ; et (3) Luc développe le récit de Marc du voyage de Jésus à Jérusalem, d’un seul chapitre (</w:t>
       </w:r>
-      <w:hyperlink r:id="rId32">
-        <w:r>
-          <w:rPr>
-            <w:lang w:val="fr_FR" w:bidi="fr_FR"/>
-          </w:rPr>
-          <w:rPr>
-            <w:color w:val="0000EE"/>
-            <w:u w:val="single"/>
-          </w:rPr>
-          <w:t>Marc 10:1–52</w:t>
-        </w:r>
-      </w:hyperlink>
+      <w:r>
+        <w:rPr>
+          <w:lang w:val="fr_FR" w:bidi="fr_FR"/>
+        </w:rPr>
+        <w:t>Marc 10:1–52</w:t>
+      </w:r>
       <w:r>
         <w:rPr>
           <w:lang w:val="fr_FR" w:bidi="fr_FR"/>
         </w:rPr>
         <w:t>) à dix chapitres (</w:t>
       </w:r>
-      <w:hyperlink r:id="rId20">
-        <w:r>
-          <w:rPr>
-            <w:lang w:val="fr_FR" w:bidi="fr_FR"/>
-          </w:rPr>
-          <w:rPr>
-            <w:color w:val="0000EE"/>
-            <w:u w:val="single"/>
-          </w:rPr>
-          <w:t>Luc 9:51–19:44</w:t>
-        </w:r>
-      </w:hyperlink>
+      <w:r>
+        <w:rPr>
+          <w:lang w:val="fr_FR" w:bidi="fr_FR"/>
+        </w:rPr>
+        <w:t>Luc 9:51–19:44</w:t>
+      </w:r>
       <w:r>
         <w:rPr>
           <w:lang w:val="fr_FR" w:bidi="fr_FR"/>
@@ -809,90 +683,60 @@
         </w:rPr>
         <w:t>Bien que tous les Évangiles soient anonymes à proprement parler (dans le sens où le nom de leurs auteurs n’est pas mentionné), l’auteur de Luc-Actes peut être clairement identifié comme Luc, un médecin et compagnon occasionnel de l’apôtre Paul. Dans plusieurs passages des Actes écrits à la première personne du pluriel (les sections en « nous », l’auteur se décrit lui-même comme ayant participé aux activités missionnaires de Paul (</w:t>
       </w:r>
-      <w:hyperlink r:id="rId33">
-        <w:r>
-          <w:rPr>
-            <w:lang w:val="fr_FR" w:bidi="fr_FR"/>
-          </w:rPr>
-          <w:rPr>
-            <w:color w:val="0000EE"/>
-            <w:u w:val="single"/>
-          </w:rPr>
-          <w:t>Actes 16:10–17</w:t>
-        </w:r>
-      </w:hyperlink>
+      <w:r>
+        <w:rPr>
+          <w:lang w:val="fr_FR" w:bidi="fr_FR"/>
+        </w:rPr>
+        <w:t>Actes 16:10–17</w:t>
+      </w:r>
       <w:r>
         <w:rPr>
           <w:lang w:val="fr_FR" w:bidi="fr_FR"/>
         </w:rPr>
         <w:t xml:space="preserve">; </w:t>
       </w:r>
-      <w:hyperlink r:id="rId34">
-        <w:r>
-          <w:rPr>
-            <w:lang w:val="fr_FR" w:bidi="fr_FR"/>
-          </w:rPr>
-          <w:rPr>
-            <w:color w:val="0000EE"/>
-            <w:u w:val="single"/>
-          </w:rPr>
-          <w:t>20:5–17</w:t>
-        </w:r>
-      </w:hyperlink>
+      <w:r>
+        <w:rPr>
+          <w:lang w:val="fr_FR" w:bidi="fr_FR"/>
+        </w:rPr>
+        <w:t>20:5–17</w:t>
+      </w:r>
       <w:r>
         <w:rPr>
           <w:lang w:val="fr_FR" w:bidi="fr_FR"/>
         </w:rPr>
         <w:t xml:space="preserve">; </w:t>
       </w:r>
-      <w:hyperlink r:id="rId35">
-        <w:r>
-          <w:rPr>
-            <w:lang w:val="fr_FR" w:bidi="fr_FR"/>
-          </w:rPr>
-          <w:rPr>
-            <w:color w:val="0000EE"/>
-            <w:u w:val="single"/>
-          </w:rPr>
-          <w:t>21:1–18</w:t>
-        </w:r>
-      </w:hyperlink>
+      <w:r>
+        <w:rPr>
+          <w:lang w:val="fr_FR" w:bidi="fr_FR"/>
+        </w:rPr>
+        <w:t>21:1–18</w:t>
+      </w:r>
       <w:r>
         <w:rPr>
           <w:lang w:val="fr_FR" w:bidi="fr_FR"/>
         </w:rPr>
         <w:t xml:space="preserve">; </w:t>
       </w:r>
-      <w:hyperlink r:id="rId36">
-        <w:r>
-          <w:rPr>
-            <w:lang w:val="fr_FR" w:bidi="fr_FR"/>
-          </w:rPr>
-          <w:rPr>
-            <w:color w:val="0000EE"/>
-            <w:u w:val="single"/>
-          </w:rPr>
-          <w:t>27:1–28:16</w:t>
-        </w:r>
-      </w:hyperlink>
+      <w:r>
+        <w:rPr>
+          <w:lang w:val="fr_FR" w:bidi="fr_FR"/>
+        </w:rPr>
+        <w:t>27:1–28:16</w:t>
+      </w:r>
       <w:r>
         <w:rPr>
           <w:lang w:val="fr_FR" w:bidi="fr_FR"/>
         </w:rPr>
         <w:t>). Luc était un non-Juif (</w:t>
       </w:r>
-      <w:hyperlink r:id="rId37">
-        <w:r>
-          <w:rPr>
-            <w:lang w:val="fr_FR" w:bidi="fr_FR"/>
-          </w:rPr>
-          <w:rPr>
-            <w:color w:val="0000EE"/>
-            <w:u w:val="single"/>
-          </w:rPr>
-          <w:t>Col 4:11–14</w:t>
-        </w:r>
-      </w:hyperlink>
+      <w:r>
+        <w:rPr>
+          <w:lang w:val="fr_FR" w:bidi="fr_FR"/>
+        </w:rPr>
+        <w:t>Col 4:11–14</w:t>
+      </w:r>
       <w:r>
         <w:rPr>
           <w:lang w:val="fr_FR" w:bidi="fr_FR"/>
@@ -913,18 +757,12 @@
         </w:rPr>
         <w:t>Luc est certainement parvenu à la foi en Christ à travers le ministère de l’apôtre Paul. Bien qu’il ne fût pas présent pendant le ministère terrestre de Jésus, c’était un historien attentif et astucieux, qui s’inspire du récit de témoins oculaires, ainsi que de sources écrites et orales, pour mener une enquête approfondie sur les événements qu’il rapporte. Son objectif : « afin que tu reconnaisses la certitude des enseignements que tu as reçus. » (</w:t>
       </w:r>
-      <w:hyperlink r:id="rId38">
-        <w:r>
-          <w:rPr>
-            <w:lang w:val="fr_FR" w:bidi="fr_FR"/>
-          </w:rPr>
-          <w:rPr>
-            <w:color w:val="0000EE"/>
-            <w:u w:val="single"/>
-          </w:rPr>
-          <w:t>Luc 1:4</w:t>
-        </w:r>
-      </w:hyperlink>
+      <w:r>
+        <w:rPr>
+          <w:lang w:val="fr_FR" w:bidi="fr_FR"/>
+        </w:rPr>
+        <w:t>Luc 1:4</w:t>
+      </w:r>
       <w:r>
         <w:rPr>
           <w:lang w:val="fr_FR" w:bidi="fr_FR"/>
@@ -956,18 +794,12 @@
         </w:rPr>
         <w:t xml:space="preserve">Le lieu de rédaction exact est incertain ; Rome, Éphèse, Césarée et l’Achaïe (au Sud de la Grèce) ont tous été suggérés. La date de rédaction est également incertaine. Les deux théories les plus courantes proposent une date précoce, vers 59–63 ap. J.-C., ou plus tardive, vers 70–90 ap. J.-C. La première date est suggérée par le moment où le livre des Actes se termine, alors que Paul est encore en vie et emprisonné à Rome pendant deux ans (à partir de 60 ap. J.-C. environ). Si l’Évangile a été écrit avant les Actes, il a probablement été écrit peu avant ou pendant cet emprisonnement (59–63 ap. J.-C.) Une date plus tardive, après 70 ap. J.-C., a été proposée par ceux qui croient que Luc s’est servi de Marc comme source et que Marc a été écrit vers la fin des années 60, juste avant ou pendant la Guerre judéo-romaine de 66–70 ap. J.-C. (voir </w:t>
       </w:r>
-      <w:hyperlink r:id="rId39">
-        <w:r>
-          <w:rPr>
-            <w:lang w:val="fr_FR" w:bidi="fr_FR"/>
-          </w:rPr>
-          <w:rPr>
-            <w:color w:val="0000EE"/>
-            <w:u w:val="single"/>
-          </w:rPr>
-          <w:t>Marc 13:14</w:t>
-        </w:r>
-      </w:hyperlink>
+      <w:r>
+        <w:rPr>
+          <w:lang w:val="fr_FR" w:bidi="fr_FR"/>
+        </w:rPr>
+        <w:t>Marc 13:14</w:t>
+      </w:r>
       <w:r>
         <w:rPr>
           <w:lang w:val="fr_FR" w:bidi="fr_FR"/>
@@ -1024,36 +856,24 @@
         </w:rPr>
         <w:t>Le récit de Luc-Actes affirme positivement : 1) que Jésus est le Messie promis par l’Ancien Testament ; 2) que sa mort à la croix n’invalide pas cette revendication, car les Écritures avaient toujours prédit que le Messie mourrait et ressusciterait (</w:t>
       </w:r>
-      <w:hyperlink r:id="rId40">
-        <w:r>
-          <w:rPr>
-            <w:lang w:val="fr_FR" w:bidi="fr_FR"/>
-          </w:rPr>
-          <w:rPr>
-            <w:color w:val="0000EE"/>
-            <w:u w:val="single"/>
-          </w:rPr>
-          <w:t>Luc 24:26</w:t>
-        </w:r>
-      </w:hyperlink>
+      <w:r>
+        <w:rPr>
+          <w:lang w:val="fr_FR" w:bidi="fr_FR"/>
+        </w:rPr>
+        <w:t>Luc 24:26</w:t>
+      </w:r>
       <w:r>
         <w:rPr>
           <w:lang w:val="fr_FR" w:bidi="fr_FR"/>
         </w:rPr>
         <w:t xml:space="preserve">, </w:t>
       </w:r>
-      <w:hyperlink r:id="rId41">
-        <w:r>
-          <w:rPr>
-            <w:lang w:val="fr_FR" w:bidi="fr_FR"/>
-          </w:rPr>
-          <w:rPr>
-            <w:color w:val="0000EE"/>
-            <w:u w:val="single"/>
-          </w:rPr>
-          <w:t>46</w:t>
-        </w:r>
-      </w:hyperlink>
+      <w:r>
+        <w:rPr>
+          <w:lang w:val="fr_FR" w:bidi="fr_FR"/>
+        </w:rPr>
+        <w:t>46</w:t>
+      </w:r>
       <w:r>
         <w:rPr>
           <w:lang w:val="fr_FR" w:bidi="fr_FR"/>
@@ -1074,36 +894,24 @@
         </w:rPr>
         <w:t>Un message historique. Davantage que n’importe quel autre auteur évangélique, Luc affirme l’historicité de l’histoire de Jésus et assure à ses lecteurs que le message de l’Évangile est authentique. Il insiste sur le fait que son œuvre est fondée sur le récit de témoins oculaires fiables (</w:t>
       </w:r>
-      <w:hyperlink r:id="rId13">
-        <w:r>
-          <w:rPr>
-            <w:lang w:val="fr_FR" w:bidi="fr_FR"/>
-          </w:rPr>
-          <w:rPr>
-            <w:color w:val="0000EE"/>
-            <w:u w:val="single"/>
-          </w:rPr>
-          <w:t>1:1–4</w:t>
-        </w:r>
-      </w:hyperlink>
+      <w:r>
+        <w:rPr>
+          <w:lang w:val="fr_FR" w:bidi="fr_FR"/>
+        </w:rPr>
+        <w:t>1:1–4</w:t>
+      </w:r>
       <w:r>
         <w:rPr>
           <w:lang w:val="fr_FR" w:bidi="fr_FR"/>
         </w:rPr>
         <w:t>) et détermine méticuleusement les dates du ministère de Jésus, en référence aux souverains de son époque (</w:t>
       </w:r>
-      <w:hyperlink r:id="rId42">
-        <w:r>
-          <w:rPr>
-            <w:lang w:val="fr_FR" w:bidi="fr_FR"/>
-          </w:rPr>
-          <w:rPr>
-            <w:color w:val="0000EE"/>
-            <w:u w:val="single"/>
-          </w:rPr>
-          <w:t>3:1–2</w:t>
-        </w:r>
-      </w:hyperlink>
+      <w:r>
+        <w:rPr>
+          <w:lang w:val="fr_FR" w:bidi="fr_FR"/>
+        </w:rPr>
+        <w:t>3:1–2</w:t>
+      </w:r>
       <w:r>
         <w:rPr>
           <w:lang w:val="fr_FR" w:bidi="fr_FR"/>
@@ -1124,108 +932,72 @@
         </w:rPr>
         <w:t>Portrait de Jésus. Le portrait que Luc fait de Jésus reflète le thème de la promesse et de l’accomplissement. Jésus est présenté comme le Sauveur promis, le Messie, descendant du roi David. Il est né à Bethléem, la ville de David, et il règnera pour toujours sur le trône de David (</w:t>
       </w:r>
-      <w:hyperlink r:id="rId43">
-        <w:r>
-          <w:rPr>
-            <w:lang w:val="fr_FR" w:bidi="fr_FR"/>
-          </w:rPr>
-          <w:rPr>
-            <w:color w:val="0000EE"/>
-            <w:u w:val="single"/>
-          </w:rPr>
-          <w:t>1:32–33</w:t>
-        </w:r>
-      </w:hyperlink>
+      <w:r>
+        <w:rPr>
+          <w:lang w:val="fr_FR" w:bidi="fr_FR"/>
+        </w:rPr>
+        <w:t>1:32–33</w:t>
+      </w:r>
       <w:r>
         <w:rPr>
           <w:lang w:val="fr_FR" w:bidi="fr_FR"/>
         </w:rPr>
         <w:t xml:space="preserve">; </w:t>
       </w:r>
-      <w:hyperlink r:id="rId44">
-        <w:r>
-          <w:rPr>
-            <w:lang w:val="fr_FR" w:bidi="fr_FR"/>
-          </w:rPr>
-          <w:rPr>
-            <w:color w:val="0000EE"/>
-            <w:u w:val="single"/>
-          </w:rPr>
-          <w:t>2:4</w:t>
-        </w:r>
-      </w:hyperlink>
+      <w:r>
+        <w:rPr>
+          <w:lang w:val="fr_FR" w:bidi="fr_FR"/>
+        </w:rPr>
+        <w:t>2:4</w:t>
+      </w:r>
       <w:r>
         <w:rPr>
           <w:lang w:val="fr_FR" w:bidi="fr_FR"/>
         </w:rPr>
         <w:t xml:space="preserve">, </w:t>
       </w:r>
-      <w:hyperlink r:id="rId45">
-        <w:r>
-          <w:rPr>
-            <w:lang w:val="fr_FR" w:bidi="fr_FR"/>
-          </w:rPr>
-          <w:rPr>
-            <w:color w:val="0000EE"/>
-            <w:u w:val="single"/>
-          </w:rPr>
-          <w:t>11</w:t>
-        </w:r>
-      </w:hyperlink>
+      <w:r>
+        <w:rPr>
+          <w:lang w:val="fr_FR" w:bidi="fr_FR"/>
+        </w:rPr>
+        <w:t>11</w:t>
+      </w:r>
       <w:r>
         <w:rPr>
           <w:lang w:val="fr_FR" w:bidi="fr_FR"/>
         </w:rPr>
         <w:t>). Jésus n’a pas accompli notre salut par sa puissance ou ses conquêtes militaires, mais en souffrant le sort des prophètes. Il est mort en tant que serviteur du Seigneur, en accomplissant les promesses de l’Ancien Testament. Par sa mort et sa résurrection, Jésus est devenu le Sauveur du monde (</w:t>
       </w:r>
-      <w:hyperlink r:id="rId45">
-        <w:r>
-          <w:rPr>
-            <w:lang w:val="fr_FR" w:bidi="fr_FR"/>
-          </w:rPr>
-          <w:rPr>
-            <w:color w:val="0000EE"/>
-            <w:u w:val="single"/>
-          </w:rPr>
-          <w:t>Luc 2:11</w:t>
-        </w:r>
-      </w:hyperlink>
+      <w:r>
+        <w:rPr>
+          <w:lang w:val="fr_FR" w:bidi="fr_FR"/>
+        </w:rPr>
+        <w:t>Luc 2:11</w:t>
+      </w:r>
       <w:r>
         <w:rPr>
           <w:lang w:val="fr_FR" w:bidi="fr_FR"/>
         </w:rPr>
         <w:t xml:space="preserve">; </w:t>
       </w:r>
-      <w:hyperlink r:id="rId46">
-        <w:r>
-          <w:rPr>
-            <w:lang w:val="fr_FR" w:bidi="fr_FR"/>
-          </w:rPr>
-          <w:rPr>
-            <w:color w:val="0000EE"/>
-            <w:u w:val="single"/>
-          </w:rPr>
-          <w:t>Actes 2:36</w:t>
-        </w:r>
-      </w:hyperlink>
+      <w:r>
+        <w:rPr>
+          <w:lang w:val="fr_FR" w:bidi="fr_FR"/>
+        </w:rPr>
+        <w:t>Actes 2:36</w:t>
+      </w:r>
       <w:r>
         <w:rPr>
           <w:lang w:val="fr_FR" w:bidi="fr_FR"/>
         </w:rPr>
         <w:t xml:space="preserve">; </w:t>
       </w:r>
-      <w:hyperlink r:id="rId47">
-        <w:r>
-          <w:rPr>
-            <w:lang w:val="fr_FR" w:bidi="fr_FR"/>
-          </w:rPr>
-          <w:rPr>
-            <w:color w:val="0000EE"/>
-            <w:u w:val="single"/>
-          </w:rPr>
-          <w:t>10:36</w:t>
-        </w:r>
-      </w:hyperlink>
+      <w:r>
+        <w:rPr>
+          <w:lang w:val="fr_FR" w:bidi="fr_FR"/>
+        </w:rPr>
+        <w:t>10:36</w:t>
+      </w:r>
       <w:r>
         <w:rPr>
           <w:lang w:val="fr_FR" w:bidi="fr_FR"/>
@@ -1273,108 +1045,72 @@
         </w:rPr>
         <w:t>Le Royaume de Dieu entraine une profonde inversion des chances : Dieu exalte le pauvre et l’humble, mais il humilie le riche et l’arrogant (</w:t>
       </w:r>
-      <w:hyperlink r:id="rId48">
-        <w:r>
-          <w:rPr>
-            <w:lang w:val="fr_FR" w:bidi="fr_FR"/>
-          </w:rPr>
-          <w:rPr>
-            <w:color w:val="0000EE"/>
-            <w:u w:val="single"/>
-          </w:rPr>
-          <w:t>Luc 1:51–55</w:t>
-        </w:r>
-      </w:hyperlink>
+      <w:r>
+        <w:rPr>
+          <w:lang w:val="fr_FR" w:bidi="fr_FR"/>
+        </w:rPr>
+        <w:t>Luc 1:51–55</w:t>
+      </w:r>
       <w:r>
         <w:rPr>
           <w:lang w:val="fr_FR" w:bidi="fr_FR"/>
         </w:rPr>
         <w:t xml:space="preserve">; </w:t>
       </w:r>
-      <w:hyperlink r:id="rId49">
-        <w:r>
-          <w:rPr>
-            <w:lang w:val="fr_FR" w:bidi="fr_FR"/>
-          </w:rPr>
-          <w:rPr>
-            <w:color w:val="0000EE"/>
-            <w:u w:val="single"/>
-          </w:rPr>
-          <w:t>16:19–31</w:t>
-        </w:r>
-      </w:hyperlink>
+      <w:r>
+        <w:rPr>
+          <w:lang w:val="fr_FR" w:bidi="fr_FR"/>
+        </w:rPr>
+        <w:t>16:19–31</w:t>
+      </w:r>
       <w:r>
         <w:rPr>
           <w:lang w:val="fr_FR" w:bidi="fr_FR"/>
         </w:rPr>
         <w:t>). L’Évangile est une bonne nouvelle pour le pauvre et l’opprimé (</w:t>
       </w:r>
-      <w:hyperlink r:id="rId50">
-        <w:r>
-          <w:rPr>
-            <w:lang w:val="fr_FR" w:bidi="fr_FR"/>
-          </w:rPr>
-          <w:rPr>
-            <w:color w:val="0000EE"/>
-            <w:u w:val="single"/>
-          </w:rPr>
-          <w:t>4:18</w:t>
-        </w:r>
-      </w:hyperlink>
+      <w:r>
+        <w:rPr>
+          <w:lang w:val="fr_FR" w:bidi="fr_FR"/>
+        </w:rPr>
+        <w:t>4:18</w:t>
+      </w:r>
       <w:r>
         <w:rPr>
           <w:lang w:val="fr_FR" w:bidi="fr_FR"/>
         </w:rPr>
         <w:t>), car ce sont eux qui reconnaissent le plus leur besoin de Dieu (</w:t>
       </w:r>
-      <w:hyperlink r:id="rId51">
-        <w:r>
-          <w:rPr>
-            <w:lang w:val="fr_FR" w:bidi="fr_FR"/>
-          </w:rPr>
-          <w:rPr>
-            <w:color w:val="0000EE"/>
-            <w:u w:val="single"/>
-          </w:rPr>
-          <w:t>6:20–21</w:t>
-        </w:r>
-      </w:hyperlink>
+      <w:r>
+        <w:rPr>
+          <w:lang w:val="fr_FR" w:bidi="fr_FR"/>
+        </w:rPr>
+        <w:t>6:20–21</w:t>
+      </w:r>
       <w:r>
         <w:rPr>
           <w:lang w:val="fr_FR" w:bidi="fr_FR"/>
         </w:rPr>
         <w:t>). Il est impossible pour le riche d’entrer dans le Royaume, s’ils mettent leur confiance en leurs richesses plutôt qu’en Dieu (</w:t>
       </w:r>
-      <w:hyperlink r:id="rId52">
-        <w:r>
-          <w:rPr>
-            <w:lang w:val="fr_FR" w:bidi="fr_FR"/>
-          </w:rPr>
-          <w:rPr>
-            <w:color w:val="0000EE"/>
-            <w:u w:val="single"/>
-          </w:rPr>
-          <w:t>12:13–21</w:t>
-        </w:r>
-      </w:hyperlink>
+      <w:r>
+        <w:rPr>
+          <w:lang w:val="fr_FR" w:bidi="fr_FR"/>
+        </w:rPr>
+        <w:t>12:13–21</w:t>
+      </w:r>
       <w:r>
         <w:rPr>
           <w:lang w:val="fr_FR" w:bidi="fr_FR"/>
         </w:rPr>
         <w:t xml:space="preserve">; </w:t>
       </w:r>
-      <w:hyperlink r:id="rId53">
-        <w:r>
-          <w:rPr>
-            <w:lang w:val="fr_FR" w:bidi="fr_FR"/>
-          </w:rPr>
-          <w:rPr>
-            <w:color w:val="0000EE"/>
-            <w:u w:val="single"/>
-          </w:rPr>
-          <w:t>18:18–30</w:t>
-        </w:r>
-      </w:hyperlink>
+      <w:r>
+        <w:rPr>
+          <w:lang w:val="fr_FR" w:bidi="fr_FR"/>
+        </w:rPr>
+        <w:t>18:18–30</w:t>
+      </w:r>
       <w:r>
         <w:rPr>
           <w:lang w:val="fr_FR" w:bidi="fr_FR"/>
@@ -1408,108 +1144,72 @@
         </w:rPr>
         <w:t xml:space="preserve">L'amour de Dieu pour les perdus est révélé le plus clairement en l’association de Jésus aux pécheurs et aux collecteurs d’impôts. Il a appelé Levi, un collecteur d’impôts méprisé de tous, à être son disciple. Jésus, le Grand Médecin, est venu guérir les « malades » (les pécheurs), par les « gens bien portants » (propres-justes ; </w:t>
       </w:r>
-      <w:hyperlink r:id="rId54">
-        <w:r>
-          <w:rPr>
-            <w:lang w:val="fr_FR" w:bidi="fr_FR"/>
-          </w:rPr>
-          <w:rPr>
-            <w:color w:val="0000EE"/>
-            <w:u w:val="single"/>
-          </w:rPr>
-          <w:t>5:27–32</w:t>
-        </w:r>
-      </w:hyperlink>
+      <w:r>
+        <w:rPr>
+          <w:lang w:val="fr_FR" w:bidi="fr_FR"/>
+        </w:rPr>
+        <w:t>5:27–32</w:t>
+      </w:r>
       <w:r>
         <w:rPr>
           <w:lang w:val="fr_FR" w:bidi="fr_FR"/>
         </w:rPr>
         <w:t>). Il félicite une femme de mauvaise vie, qui lui a oint les pieds, parce qu’elle a reconnu le pardon de Dieu et a beaucoup aimé en retour (</w:t>
       </w:r>
-      <w:hyperlink r:id="rId55">
-        <w:r>
-          <w:rPr>
-            <w:lang w:val="fr_FR" w:bidi="fr_FR"/>
-          </w:rPr>
-          <w:rPr>
-            <w:color w:val="0000EE"/>
-            <w:u w:val="single"/>
-          </w:rPr>
-          <w:t>7:36–50</w:t>
-        </w:r>
-      </w:hyperlink>
+      <w:r>
+        <w:rPr>
+          <w:lang w:val="fr_FR" w:bidi="fr_FR"/>
+        </w:rPr>
+        <w:t>7:36–50</w:t>
+      </w:r>
       <w:r>
         <w:rPr>
           <w:lang w:val="fr_FR" w:bidi="fr_FR"/>
         </w:rPr>
         <w:t>). Il reprend les pharisiens et les maîtres de la loi religieuse qui pensent être juste par leurs œuvres, pour leur hypocrisie et leur manque de compassion. Le collecteur d’impôts repentant dans le Temple a reçu le pardon, tandis que le pharisien qui se glorifie dans ses œuvres n’a rien obtenu (</w:t>
       </w:r>
-      <w:hyperlink r:id="rId56">
-        <w:r>
-          <w:rPr>
-            <w:lang w:val="fr_FR" w:bidi="fr_FR"/>
-          </w:rPr>
-          <w:rPr>
-            <w:color w:val="0000EE"/>
-            <w:u w:val="single"/>
-          </w:rPr>
-          <w:t>18:9–14</w:t>
-        </w:r>
-      </w:hyperlink>
+      <w:r>
+        <w:rPr>
+          <w:lang w:val="fr_FR" w:bidi="fr_FR"/>
+        </w:rPr>
+        <w:t>18:9–14</w:t>
+      </w:r>
       <w:r>
         <w:rPr>
           <w:lang w:val="fr_FR" w:bidi="fr_FR"/>
         </w:rPr>
         <w:t>). Même Zachée, le chef des collecteurs d’impôts, a été pardonné lorsqu’il s’est repenti et tourné vers Dieu (</w:t>
       </w:r>
-      <w:hyperlink r:id="rId57">
-        <w:r>
-          <w:rPr>
-            <w:lang w:val="fr_FR" w:bidi="fr_FR"/>
-          </w:rPr>
-          <w:rPr>
-            <w:color w:val="0000EE"/>
-            <w:u w:val="single"/>
-          </w:rPr>
-          <w:t>19:1–10</w:t>
-        </w:r>
-      </w:hyperlink>
+      <w:r>
+        <w:rPr>
+          <w:lang w:val="fr_FR" w:bidi="fr_FR"/>
+        </w:rPr>
+        <w:t>19:1–10</w:t>
+      </w:r>
       <w:r>
         <w:rPr>
           <w:lang w:val="fr_FR" w:bidi="fr_FR"/>
         </w:rPr>
         <w:t>). Jésus a pardonné et offert une place au paradis au criminel repentant à la croix (</w:t>
       </w:r>
-      <w:hyperlink r:id="rId58">
-        <w:r>
-          <w:rPr>
-            <w:lang w:val="fr_FR" w:bidi="fr_FR"/>
-          </w:rPr>
-          <w:rPr>
-            <w:color w:val="0000EE"/>
-            <w:u w:val="single"/>
-          </w:rPr>
-          <w:t>23:39–43</w:t>
-        </w:r>
-      </w:hyperlink>
+      <w:r>
+        <w:rPr>
+          <w:lang w:val="fr_FR" w:bidi="fr_FR"/>
+        </w:rPr>
+        <w:t>23:39–43</w:t>
+      </w:r>
       <w:r>
         <w:rPr>
           <w:lang w:val="fr_FR" w:bidi="fr_FR"/>
         </w:rPr>
         <w:t>). Ses paraboles expriment le même thème ; par exemple, le père a pardonné à son fils prodigue lorsqu’il est revenu à lui (</w:t>
       </w:r>
-      <w:hyperlink r:id="rId59">
-        <w:r>
-          <w:rPr>
-            <w:lang w:val="fr_FR" w:bidi="fr_FR"/>
-          </w:rPr>
-          <w:rPr>
-            <w:color w:val="0000EE"/>
-            <w:u w:val="single"/>
-          </w:rPr>
-          <w:t>15:11–32</w:t>
-        </w:r>
-      </w:hyperlink>
+      <w:r>
+        <w:rPr>
+          <w:lang w:val="fr_FR" w:bidi="fr_FR"/>
+        </w:rPr>
+        <w:t>15:11–32</w:t>
+      </w:r>
       <w:r>
         <w:rPr>
           <w:lang w:val="fr_FR" w:bidi="fr_FR"/>
@@ -1543,36 +1243,24 @@
         </w:rPr>
         <w:t>Les Samaritains étaient des étrangers, méprisés ; mais, dans l’Évangile de Luc, Jésus félicite un Samaritain pour sa reconnaissance envers Dieu, après qu’il ait été guéri de la lèpre (</w:t>
       </w:r>
-      <w:hyperlink r:id="rId60">
-        <w:r>
-          <w:rPr>
-            <w:lang w:val="fr_FR" w:bidi="fr_FR"/>
-          </w:rPr>
-          <w:rPr>
-            <w:color w:val="0000EE"/>
-            <w:u w:val="single"/>
-          </w:rPr>
-          <w:t>17:11–19</w:t>
-        </w:r>
-      </w:hyperlink>
+      <w:r>
+        <w:rPr>
+          <w:lang w:val="fr_FR" w:bidi="fr_FR"/>
+        </w:rPr>
+        <w:t>17:11–19</w:t>
+      </w:r>
       <w:r>
         <w:rPr>
           <w:lang w:val="fr_FR" w:bidi="fr_FR"/>
         </w:rPr>
         <w:t>). Par ailleurs, Jésus raconte la parabole du Bon Samaritain, dans laquelle un Samaritain méprisé est le seul à réellement se montrer le prochain d’un Juif blessé (</w:t>
       </w:r>
-      <w:hyperlink r:id="rId61">
-        <w:r>
-          <w:rPr>
-            <w:lang w:val="fr_FR" w:bidi="fr_FR"/>
-          </w:rPr>
-          <w:rPr>
-            <w:color w:val="0000EE"/>
-            <w:u w:val="single"/>
-          </w:rPr>
-          <w:t>10:29–37</w:t>
-        </w:r>
-      </w:hyperlink>
+      <w:r>
+        <w:rPr>
+          <w:lang w:val="fr_FR" w:bidi="fr_FR"/>
+        </w:rPr>
+        <w:t>10:29–37</w:t>
+      </w:r>
       <w:r>
         <w:rPr>
           <w:lang w:val="fr_FR" w:bidi="fr_FR"/>
@@ -1606,36 +1294,24 @@
         </w:rPr>
         <w:t>Dans la culture du 1er siècle, les femmes étaient considérées comme inférieures ; mais Jésus les élève à une position de dignité dans le Royaume de Dieu. L’Évangile de Luc accorde une importance particulière aux femmes et en mentionne treize qu’on ne retrouve dans aucun autre Évangile. Le récit de la nativité est donné de la perspective des femmes (Marie et Elisabeth). Luc est le seul à mentionner les femmes qui soutenaient Jésus financièrement (</w:t>
       </w:r>
-      <w:hyperlink r:id="rId62">
-        <w:r>
-          <w:rPr>
-            <w:lang w:val="fr_FR" w:bidi="fr_FR"/>
-          </w:rPr>
-          <w:rPr>
-            <w:color w:val="0000EE"/>
-            <w:u w:val="single"/>
-          </w:rPr>
-          <w:t>8:1–3</w:t>
-        </w:r>
-      </w:hyperlink>
+      <w:r>
+        <w:rPr>
+          <w:lang w:val="fr_FR" w:bidi="fr_FR"/>
+        </w:rPr>
+        <w:t>8:1–3</w:t>
+      </w:r>
       <w:r>
         <w:rPr>
           <w:lang w:val="fr_FR" w:bidi="fr_FR"/>
         </w:rPr>
         <w:t>). Dans l’histoire de Marthe et Marie, Jésus félicite Marie pour s’être assise à ses pieds, comme une disciple, pour apprendre de lui (</w:t>
       </w:r>
-      <w:hyperlink r:id="rId63">
-        <w:r>
-          <w:rPr>
-            <w:lang w:val="fr_FR" w:bidi="fr_FR"/>
-          </w:rPr>
-          <w:rPr>
-            <w:color w:val="0000EE"/>
-            <w:u w:val="single"/>
-          </w:rPr>
-          <w:t>10:38–42</w:t>
-        </w:r>
-      </w:hyperlink>
+      <w:r>
+        <w:rPr>
+          <w:lang w:val="fr_FR" w:bidi="fr_FR"/>
+        </w:rPr>
+        <w:t>10:38–42</w:t>
+      </w:r>
       <w:r>
         <w:rPr>
           <w:lang w:val="fr_FR" w:bidi="fr_FR"/>
@@ -1669,144 +1345,96 @@
         </w:rPr>
         <w:t>Les non-Juifs étaient les exclus ultimes. Luc met l’accent sur le fait que le salut de Dieu s’étend à eux aussi. Bien qu’il se soit levé en Israël, Jésus serait une « lumière pour éclairer les nations » (</w:t>
       </w:r>
-      <w:hyperlink r:id="rId64">
-        <w:r>
-          <w:rPr>
-            <w:lang w:val="fr_FR" w:bidi="fr_FR"/>
-          </w:rPr>
-          <w:rPr>
-            <w:color w:val="0000EE"/>
-            <w:u w:val="single"/>
-          </w:rPr>
-          <w:t>2:32</w:t>
-        </w:r>
-      </w:hyperlink>
+      <w:r>
+        <w:rPr>
+          <w:lang w:val="fr_FR" w:bidi="fr_FR"/>
+        </w:rPr>
+        <w:t>2:32</w:t>
+      </w:r>
       <w:r>
         <w:rPr>
           <w:lang w:val="fr_FR" w:bidi="fr_FR"/>
         </w:rPr>
         <w:t>) et « toute chair verra le salut de Dieu » (</w:t>
       </w:r>
-      <w:hyperlink r:id="rId65">
-        <w:r>
-          <w:rPr>
-            <w:lang w:val="fr_FR" w:bidi="fr_FR"/>
-          </w:rPr>
-          <w:rPr>
-            <w:color w:val="0000EE"/>
-            <w:u w:val="single"/>
-          </w:rPr>
-          <w:t>3:4–6</w:t>
-        </w:r>
-      </w:hyperlink>
+      <w:r>
+        <w:rPr>
+          <w:lang w:val="fr_FR" w:bidi="fr_FR"/>
+        </w:rPr>
+        <w:t>3:4–6</w:t>
+      </w:r>
       <w:r>
         <w:rPr>
           <w:lang w:val="fr_FR" w:bidi="fr_FR"/>
         </w:rPr>
         <w:t xml:space="preserve">; </w:t>
       </w:r>
-      <w:hyperlink r:id="rId66">
-        <w:r>
-          <w:rPr>
-            <w:lang w:val="fr_FR" w:bidi="fr_FR"/>
-          </w:rPr>
-          <w:rPr>
-            <w:color w:val="0000EE"/>
-            <w:u w:val="single"/>
-          </w:rPr>
-          <w:t>Ésaïe 40:5</w:t>
-        </w:r>
-      </w:hyperlink>
+      <w:r>
+        <w:rPr>
+          <w:lang w:val="fr_FR" w:bidi="fr_FR"/>
+        </w:rPr>
+        <w:t>Ésaïe 40:5</w:t>
+      </w:r>
       <w:r>
         <w:rPr>
           <w:lang w:val="fr_FR" w:bidi="fr_FR"/>
         </w:rPr>
         <w:t>). Tandis que la généalogie de Matthieu (</w:t>
       </w:r>
-      <w:hyperlink r:id="rId67">
-        <w:r>
-          <w:rPr>
-            <w:lang w:val="fr_FR" w:bidi="fr_FR"/>
-          </w:rPr>
-          <w:rPr>
-            <w:color w:val="0000EE"/>
-            <w:u w:val="single"/>
-          </w:rPr>
-          <w:t>Matthieu 1:1–17</w:t>
-        </w:r>
-      </w:hyperlink>
+      <w:r>
+        <w:rPr>
+          <w:lang w:val="fr_FR" w:bidi="fr_FR"/>
+        </w:rPr>
+        <w:t>Matthieu 1:1–17</w:t>
+      </w:r>
       <w:r>
         <w:rPr>
           <w:lang w:val="fr_FR" w:bidi="fr_FR"/>
         </w:rPr>
         <w:t>) met l’accent sur les origines juives de Jésus, en commençant par Abraham, le père des Israélites, celle de Luc remonte à Adam, le père de toute l’humanité (</w:t>
       </w:r>
-      <w:hyperlink r:id="rId68">
-        <w:r>
-          <w:rPr>
-            <w:lang w:val="fr_FR" w:bidi="fr_FR"/>
-          </w:rPr>
-          <w:rPr>
-            <w:color w:val="0000EE"/>
-            <w:u w:val="single"/>
-          </w:rPr>
-          <w:t>Luc 3:23–38</w:t>
-        </w:r>
-      </w:hyperlink>
+      <w:r>
+        <w:rPr>
+          <w:lang w:val="fr_FR" w:bidi="fr_FR"/>
+        </w:rPr>
+        <w:t>Luc 3:23–38</w:t>
+      </w:r>
       <w:r>
         <w:rPr>
           <w:lang w:val="fr_FR" w:bidi="fr_FR"/>
         </w:rPr>
         <w:t>). Dans son sermon à Nazareth, Jésus affirme que Dieu a toujours manifesté sa grâce aux non-Juifs (</w:t>
       </w:r>
-      <w:hyperlink r:id="rId69">
-        <w:r>
-          <w:rPr>
-            <w:lang w:val="fr_FR" w:bidi="fr_FR"/>
-          </w:rPr>
-          <w:rPr>
-            <w:color w:val="0000EE"/>
-            <w:u w:val="single"/>
-          </w:rPr>
-          <w:t>4:24–27</w:t>
-        </w:r>
-      </w:hyperlink>
+      <w:r>
+        <w:rPr>
+          <w:lang w:val="fr_FR" w:bidi="fr_FR"/>
+        </w:rPr>
+        <w:t>4:24–27</w:t>
+      </w:r>
       <w:r>
         <w:rPr>
           <w:lang w:val="fr_FR" w:bidi="fr_FR"/>
         </w:rPr>
         <w:t>). Le message de Luc est que Dieu aime tous les hommes, partout, et qu’il désire que tous ceux qui sont perdus soient sauvés (</w:t>
       </w:r>
-      <w:hyperlink r:id="rId70">
-        <w:r>
-          <w:rPr>
-            <w:lang w:val="fr_FR" w:bidi="fr_FR"/>
-          </w:rPr>
-          <w:rPr>
-            <w:color w:val="0000EE"/>
-            <w:u w:val="single"/>
-          </w:rPr>
-          <w:t>15:1–32</w:t>
-        </w:r>
-      </w:hyperlink>
+      <w:r>
+        <w:rPr>
+          <w:lang w:val="fr_FR" w:bidi="fr_FR"/>
+        </w:rPr>
+        <w:t>15:1–32</w:t>
+      </w:r>
       <w:r>
         <w:rPr>
           <w:lang w:val="fr_FR" w:bidi="fr_FR"/>
         </w:rPr>
         <w:t xml:space="preserve">; </w:t>
       </w:r>
-      <w:hyperlink r:id="rId21">
-        <w:r>
-          <w:rPr>
-            <w:lang w:val="fr_FR" w:bidi="fr_FR"/>
-          </w:rPr>
-          <w:rPr>
-            <w:color w:val="0000EE"/>
-            <w:u w:val="single"/>
-          </w:rPr>
-          <w:t>19:10</w:t>
-        </w:r>
-      </w:hyperlink>
+      <w:r>
+        <w:rPr>
+          <w:lang w:val="fr_FR" w:bidi="fr_FR"/>
+        </w:rPr>
+        <w:t>19:10</w:t>
+      </w:r>
       <w:r>
         <w:rPr>
           <w:lang w:val="fr_FR" w:bidi="fr_FR"/>
@@ -1827,198 +1455,132 @@
         </w:rPr>
         <w:t>Le rejet de beaucoup en Israël. Le côté sombre de cette inclusion des non-Juifs et des autres exclus est que le message de Jésus a été rejeté par beaucoup en Israël. À Nazareth, lorsqu’il a proclamé que Dieu avait béni des non-Juifs dans le passé, le peuple s’est soulevé, saisi de colère, pour le tuer (</w:t>
       </w:r>
-      <w:hyperlink r:id="rId71">
-        <w:r>
-          <w:rPr>
-            <w:lang w:val="fr_FR" w:bidi="fr_FR"/>
-          </w:rPr>
-          <w:rPr>
-            <w:color w:val="0000EE"/>
-            <w:u w:val="single"/>
-          </w:rPr>
-          <w:t>4:28–30</w:t>
-        </w:r>
-      </w:hyperlink>
+      <w:r>
+        <w:rPr>
+          <w:lang w:val="fr_FR" w:bidi="fr_FR"/>
+        </w:rPr>
+        <w:t>4:28–30</w:t>
+      </w:r>
       <w:r>
         <w:rPr>
           <w:lang w:val="fr_FR" w:bidi="fr_FR"/>
         </w:rPr>
         <w:t>). Cet épisode initie le rejet de Jésus par son propre peuple et anticipe l’opposition juive à l'Église (rapportée dans les Actes). Jérusalem, ayant rejeté son Messie, était sous le coup du jugement de Dieu (</w:t>
       </w:r>
-      <w:hyperlink r:id="rId72">
-        <w:r>
-          <w:rPr>
-            <w:lang w:val="fr_FR" w:bidi="fr_FR"/>
-          </w:rPr>
-          <w:rPr>
-            <w:color w:val="0000EE"/>
-            <w:u w:val="single"/>
-          </w:rPr>
-          <w:t>Luc 13:33–35</w:t>
-        </w:r>
-      </w:hyperlink>
+      <w:r>
+        <w:rPr>
+          <w:lang w:val="fr_FR" w:bidi="fr_FR"/>
+        </w:rPr>
+        <w:t>Luc 13:33–35</w:t>
+      </w:r>
       <w:r>
         <w:rPr>
           <w:lang w:val="fr_FR" w:bidi="fr_FR"/>
         </w:rPr>
         <w:t xml:space="preserve">; </w:t>
       </w:r>
-      <w:hyperlink r:id="rId73">
-        <w:r>
-          <w:rPr>
-            <w:lang w:val="fr_FR" w:bidi="fr_FR"/>
-          </w:rPr>
-          <w:rPr>
-            <w:color w:val="0000EE"/>
-            <w:u w:val="single"/>
-          </w:rPr>
-          <w:t>19:41–44</w:t>
-        </w:r>
-      </w:hyperlink>
+      <w:r>
+        <w:rPr>
+          <w:lang w:val="fr_FR" w:bidi="fr_FR"/>
+        </w:rPr>
+        <w:t>19:41–44</w:t>
+      </w:r>
       <w:r>
         <w:rPr>
           <w:lang w:val="fr_FR" w:bidi="fr_FR"/>
         </w:rPr>
         <w:t>), un schéma qu’on retrouve dans les Actes. Alors que beaucoup en Israël croyaient en l’Évangile, encore plus le rejetaient. Israël était divisé, si bien que l’Évangile est parvenu aux non-Juifs. Luc insiste que ce rejet n’invalide pas le message de l’Évangile : il était prédit dans l’Ancien Testament et représente une continuation de la longue histoire d’entêtement et d’endurcissement du peuple d’Israël (</w:t>
       </w:r>
-      <w:hyperlink r:id="rId74">
-        <w:r>
-          <w:rPr>
-            <w:lang w:val="fr_FR" w:bidi="fr_FR"/>
-          </w:rPr>
-          <w:rPr>
-            <w:color w:val="0000EE"/>
-            <w:u w:val="single"/>
-          </w:rPr>
-          <w:t>11:29–32</w:t>
-        </w:r>
-      </w:hyperlink>
+      <w:r>
+        <w:rPr>
+          <w:lang w:val="fr_FR" w:bidi="fr_FR"/>
+        </w:rPr>
+        <w:t>11:29–32</w:t>
+      </w:r>
       <w:r>
         <w:rPr>
           <w:lang w:val="fr_FR" w:bidi="fr_FR"/>
         </w:rPr>
         <w:t xml:space="preserve">, </w:t>
       </w:r>
-      <w:hyperlink r:id="rId75">
-        <w:r>
-          <w:rPr>
-            <w:lang w:val="fr_FR" w:bidi="fr_FR"/>
-          </w:rPr>
-          <w:rPr>
-            <w:color w:val="0000EE"/>
-            <w:u w:val="single"/>
-          </w:rPr>
-          <w:t>47–51</w:t>
-        </w:r>
-      </w:hyperlink>
+      <w:r>
+        <w:rPr>
+          <w:lang w:val="fr_FR" w:bidi="fr_FR"/>
+        </w:rPr>
+        <w:t>47–51</w:t>
+      </w:r>
       <w:r>
         <w:rPr>
           <w:lang w:val="fr_FR" w:bidi="fr_FR"/>
         </w:rPr>
         <w:t xml:space="preserve">; </w:t>
       </w:r>
-      <w:hyperlink r:id="rId76">
-        <w:r>
-          <w:rPr>
-            <w:lang w:val="fr_FR" w:bidi="fr_FR"/>
-          </w:rPr>
-          <w:rPr>
-            <w:color w:val="0000EE"/>
-            <w:u w:val="single"/>
-          </w:rPr>
-          <w:t>13:34–35</w:t>
-        </w:r>
-      </w:hyperlink>
+      <w:r>
+        <w:rPr>
+          <w:lang w:val="fr_FR" w:bidi="fr_FR"/>
+        </w:rPr>
+        <w:t>13:34–35</w:t>
+      </w:r>
       <w:r>
         <w:rPr>
           <w:lang w:val="fr_FR" w:bidi="fr_FR"/>
         </w:rPr>
         <w:t xml:space="preserve">; </w:t>
       </w:r>
-      <w:hyperlink r:id="rId73">
-        <w:r>
-          <w:rPr>
-            <w:lang w:val="fr_FR" w:bidi="fr_FR"/>
-          </w:rPr>
-          <w:rPr>
-            <w:color w:val="0000EE"/>
-            <w:u w:val="single"/>
-          </w:rPr>
-          <w:t>19:41–44</w:t>
-        </w:r>
-      </w:hyperlink>
+      <w:r>
+        <w:rPr>
+          <w:lang w:val="fr_FR" w:bidi="fr_FR"/>
+        </w:rPr>
+        <w:t>19:41–44</w:t>
+      </w:r>
       <w:r>
         <w:rPr>
           <w:lang w:val="fr_FR" w:bidi="fr_FR"/>
         </w:rPr>
         <w:t xml:space="preserve">; </w:t>
       </w:r>
-      <w:hyperlink r:id="rId77">
-        <w:r>
-          <w:rPr>
-            <w:lang w:val="fr_FR" w:bidi="fr_FR"/>
-          </w:rPr>
-          <w:rPr>
-            <w:color w:val="0000EE"/>
-            <w:u w:val="single"/>
-          </w:rPr>
-          <w:t>23:27–31</w:t>
-        </w:r>
-      </w:hyperlink>
+      <w:r>
+        <w:rPr>
+          <w:lang w:val="fr_FR" w:bidi="fr_FR"/>
+        </w:rPr>
+        <w:t>23:27–31</w:t>
+      </w:r>
       <w:r>
         <w:rPr>
           <w:lang w:val="fr_FR" w:bidi="fr_FR"/>
         </w:rPr>
         <w:t xml:space="preserve">; </w:t>
       </w:r>
-      <w:hyperlink r:id="rId78">
-        <w:r>
-          <w:rPr>
-            <w:lang w:val="fr_FR" w:bidi="fr_FR"/>
-          </w:rPr>
-          <w:rPr>
-            <w:color w:val="0000EE"/>
-            <w:u w:val="single"/>
-          </w:rPr>
-          <w:t>Actes 13:46</w:t>
-        </w:r>
-      </w:hyperlink>
+      <w:r>
+        <w:rPr>
+          <w:lang w:val="fr_FR" w:bidi="fr_FR"/>
+        </w:rPr>
+        <w:t>Actes 13:46</w:t>
+      </w:r>
       <w:r>
         <w:rPr>
           <w:lang w:val="fr_FR" w:bidi="fr_FR"/>
         </w:rPr>
         <w:t xml:space="preserve">; </w:t>
       </w:r>
-      <w:hyperlink r:id="rId79">
-        <w:r>
-          <w:rPr>
-            <w:lang w:val="fr_FR" w:bidi="fr_FR"/>
-          </w:rPr>
-          <w:rPr>
-            <w:color w:val="0000EE"/>
-            <w:u w:val="single"/>
-          </w:rPr>
-          <w:t>28:25–28</w:t>
-        </w:r>
-      </w:hyperlink>
+      <w:r>
+        <w:rPr>
+          <w:lang w:val="fr_FR" w:bidi="fr_FR"/>
+        </w:rPr>
+        <w:t>28:25–28</w:t>
+      </w:r>
       <w:r>
         <w:rPr>
           <w:lang w:val="fr_FR" w:bidi="fr_FR"/>
         </w:rPr>
         <w:t xml:space="preserve">; voir aussi </w:t>
       </w:r>
-      <w:hyperlink r:id="rId80">
-        <w:r>
-          <w:rPr>
-            <w:lang w:val="fr_FR" w:bidi="fr_FR"/>
-          </w:rPr>
-          <w:rPr>
-            <w:color w:val="0000EE"/>
-            <w:u w:val="single"/>
-          </w:rPr>
-          <w:t>Romains 9–11</w:t>
-        </w:r>
-      </w:hyperlink>
+      <w:r>
+        <w:rPr>
+          <w:lang w:val="fr_FR" w:bidi="fr_FR"/>
+        </w:rPr>
+        <w:t>Romains 9–11</w:t>
+      </w:r>
       <w:r>
         <w:rPr>
           <w:lang w:val="fr_FR" w:bidi="fr_FR"/>
